--- a/index.docx
+++ b/index.docx
@@ -4,54 +4,6 @@
   <w:body>
     <w:p>
       <w:pPr>
-        <w:pStyle w:val="BodyText"/>
-      </w:pPr>
-      <w:r>
-        <w:rPr>
-          <w:rFonts w:hint="eastAsia"/>
-        </w:rPr>
-        <w:t>这是一个测试文档</w:t>
-      </w:r>
-    </w:p>
-    <w:p>
-      <w:r>
-        <w:rPr>
-          <w:rFonts w:eastAsia="LiSu" w:hint="eastAsia"/>
-          <w:b/>
-          <w:bCs/>
-          <w:spacing w:val="20"/>
-          <w:sz w:val="52"/>
-        </w:rPr>
-        <w:t>野鸡大学</w:t>
-      </w:r>
-    </w:p>
-    <w:p>
-      <w:pPr>
-        <w:spacing w:before="240"/>
-        <w:jc w:val="center"/>
-        <w:rPr>
-          <w:rFonts w:hint="eastAsia"/>
-          <w:b/>
-          <w:sz w:val="32"/>
-        </w:rPr>
-      </w:pPr>
-      <w:r>
-        <w:rPr>
-          <w:rFonts w:eastAsia="STZhongsong" w:hint="eastAsia"/>
-          <w:noProof/>
-          <w:spacing w:val="64"/>
-          <w:sz w:val="52"/>
-        </w:rPr>
-        <w:t>博士学位论文</w:t>
-      </w:r>
-    </w:p>
-    <w:p>
-      <w:r>
-        <w:br w:type="page"/>
-      </w:r>
-    </w:p>
-    <w:p>
-      <w:pPr>
         <w:pStyle w:val="Title"/>
       </w:pPr>
       <w:r>
@@ -91,13 +43,24 @@
     </w:p>
     <w:p>
       <w:pPr>
+        <w:pStyle w:val="Author"/>
+      </w:pPr>
+      <w:r>
+        <w:rPr>
+          <w:rFonts w:hint="eastAsia"/>
+        </w:rPr>
+        <w:t xml:space="preserve">所在学校名称</w:t>
+      </w:r>
+    </w:p>
+    <w:p>
+      <w:pPr>
         <w:pStyle w:val="Date"/>
       </w:pPr>
       <w:r>
         <w:rPr>
           <w:rFonts w:hint="eastAsia"/>
         </w:rPr>
-        <w:t xml:space="preserve">2026年2月13日</w:t>
+        <w:t xml:space="preserve">2026年3月31日</w:t>
       </w:r>
     </w:p>
     <w:sdt>
@@ -730,7 +693,7 @@
     </w:p>
     <w:tbl>
       <w:tblPr>
-        <w:tblStyle w:val="Table"/>
+        <w:tblStyle w:val="FigureTable"/>
         <w:tblW w:type="pct" w:w="5000"/>
         <w:tblLayout w:type="fixed"/>
         <w:tblLook w:firstRow="0" w:lastRow="0" w:firstColumn="0" w:lastColumn="0" w:noHBand="0" w:noVBand="0" w:val="0000"/>
@@ -3421,6 +3384,153 @@
         <w:t xml:space="preserve">只需用于author-date引用格式，numeric引用格式不需要排序，因为数字本身就是有序的。</w:t>
       </w:r>
     </w:p>
+    <w:p>
+      <w:pPr>
+        <w:pStyle w:val="BodyText"/>
+      </w:pPr>
+      <w:r>
+        <w:rPr>
+          <w:rFonts w:hint="eastAsia"/>
+        </w:rPr>
+        <w:t xml:space="preserve">使用</w:t>
+      </w:r>
+      <w:r>
+        <w:rPr>
+          <w:rStyle w:val="VerbatimChar"/>
+        </w:rPr>
+        <w:t xml:space="preserve">_extensions/itemkey-to-citekey</w:t>
+      </w:r>
+      <w:r>
+        <w:rPr>
+          <w:rFonts w:hint="eastAsia"/>
+        </w:rPr>
+        <w:t xml:space="preserve">，可以直接在Markdown中使用Zotero</w:t>
+      </w:r>
+      <w:r>
+        <w:t xml:space="preserve"> Item Key</w:t>
+      </w:r>
+      <w:r>
+        <w:t xml:space="preserve"> </w:t>
+      </w:r>
+      <w:r>
+        <w:rPr>
+          <w:rFonts w:hint="eastAsia"/>
+        </w:rPr>
+        <w:t xml:space="preserve">来引用文献，例如使用</w:t>
+      </w:r>
+      <w:r>
+        <w:rPr>
+          <w:rStyle w:val="VerbatimChar"/>
+        </w:rPr>
+        <w:t xml:space="preserve">[@FUTCYFS3; @ATQ7MWG6]</w:t>
+      </w:r>
+      <w:r>
+        <w:rPr>
+          <w:rFonts w:hint="eastAsia"/>
+        </w:rPr>
+        <w:t xml:space="preserve">来引用文献，而不需要使用Citation</w:t>
+      </w:r>
+      <w:r>
+        <w:t xml:space="preserve"> Key</w:t>
+      </w:r>
+      <w:r>
+        <w:t xml:space="preserve"> </w:t>
+      </w:r>
+      <w:r>
+        <w:t xml:space="preserve">(</w:t>
+      </w:r>
+      <w:hyperlink w:anchor="ref-jaffe2013">
+        <w:r>
+          <w:rPr>
+            <w:rStyle w:val="Hyperlink"/>
+          </w:rPr>
+          <w:t xml:space="preserve">Jaffe, 2013</w:t>
+        </w:r>
+      </w:hyperlink>
+      <w:r>
+        <w:t xml:space="preserve">;</w:t>
+      </w:r>
+      <w:r>
+        <w:t xml:space="preserve"> </w:t>
+      </w:r>
+      <w:hyperlink w:anchor="ref-jiangzemin2008">
+        <w:r>
+          <w:rPr>
+            <w:rStyle w:val="Hyperlink"/>
+            <w:rFonts w:hint="eastAsia"/>
+          </w:rPr>
+          <w:t xml:space="preserve">江泽民,</w:t>
+        </w:r>
+        <w:r>
+          <w:rPr>
+            <w:rStyle w:val="Hyperlink"/>
+          </w:rPr>
+          <w:t xml:space="preserve"> 2008</w:t>
+        </w:r>
+      </w:hyperlink>
+      <w:r>
+        <w:t xml:space="preserve">)</w:t>
+      </w:r>
+      <w:r>
+        <w:t xml:space="preserve">。</w:t>
+      </w:r>
+    </w:p>
+    <w:p>
+      <w:pPr>
+        <w:pStyle w:val="BodyText"/>
+      </w:pPr>
+      <w:r>
+        <w:rPr>
+          <w:rFonts w:hint="eastAsia"/>
+        </w:rPr>
+        <w:t xml:space="preserve">这种引用方式对AI</w:t>
+      </w:r>
+      <w:r>
+        <w:t xml:space="preserve"> </w:t>
+      </w:r>
+      <w:r>
+        <w:rPr>
+          <w:rFonts w:hint="eastAsia"/>
+        </w:rPr>
+        <w:t xml:space="preserve">Agents来说非常友好，因为Item</w:t>
+      </w:r>
+      <w:r>
+        <w:t xml:space="preserve"> </w:t>
+      </w:r>
+      <w:r>
+        <w:rPr>
+          <w:rFonts w:hint="eastAsia"/>
+        </w:rPr>
+        <w:t xml:space="preserve">Key基本不会改变，AI</w:t>
+      </w:r>
+      <w:r>
+        <w:t xml:space="preserve"> </w:t>
+      </w:r>
+      <w:r>
+        <w:rPr>
+          <w:rFonts w:hint="eastAsia"/>
+        </w:rPr>
+        <w:t xml:space="preserve">Agents可以直接从Zotero数据库中获取Item</w:t>
+      </w:r>
+      <w:r>
+        <w:t xml:space="preserve"> </w:t>
+      </w:r>
+      <w:r>
+        <w:rPr>
+          <w:rFonts w:hint="eastAsia"/>
+        </w:rPr>
+        <w:t xml:space="preserve">Key来引用文献，比Citation</w:t>
+      </w:r>
+      <w:r>
+        <w:t xml:space="preserve"> </w:t>
+      </w:r>
+      <w:r>
+        <w:rPr>
+          <w:rFonts w:hint="eastAsia"/>
+        </w:rPr>
+        <w:t xml:space="preserve">Key更加稳定可靠。</w:t>
+      </w:r>
+    </w:p>
     <w:bookmarkEnd w:id="31"/>
     <w:bookmarkStart w:id="33" w:name="中文引号的处理"/>
     <w:p>
@@ -4202,7 +4312,7 @@
         <w:rPr>
           <w:rFonts w:hint="eastAsia"/>
         </w:rPr>
-        <w:t xml:space="preserve">2026年2月13日</w:t>
+        <w:t xml:space="preserve">2026年3月31日</w:t>
       </w:r>
     </w:p>
     <w:p>
@@ -10229,9 +10339,13 @@
     <w:bookmarkEnd w:id="256"/>
     <w:bookmarkEnd w:id="257"/>
     <w:sectPr>
-      <w:pgSz w:h="15840" w:w="12240"/>
+      <w:footnotePr>
+        <w:numRestart w:val="eachSect"/>
+      </w:footnotePr>
+      <w:pgSz w:h="16840" w:w="11900"/>
       <w:pgMar w:bottom="1440" w:footer="720" w:gutter="0" w:header="720" w:left="1440" w:right="1440" w:top="1440"/>
       <w:cols w:space="720"/>
+      <w:docGrid w:linePitch="326"/>
     </w:sectPr>
   </w:body>
 </w:document>
@@ -10265,7 +10379,7 @@
   <w:abstractNum w15:restartNumberingAfterBreak="0" w:abstractNumId="0">
     <w:nsid w:val="170CD2DE"/>
     <w:multiLevelType w:val="multilevel"/>
-    <w:tmpl w:val="7A3EF84C"/>
+    <w:tmpl w:val="4C028044"/>
     <w:lvl w:ilvl="0">
       <w:numFmt w:val="bullet"/>
       <w:lvlText w:val=" "/>
@@ -10545,7 +10659,7 @@
       </w:rPr>
     </w:lvl>
   </w:abstractNum>
-  <w:num w16cid:durableId="86120661" w:numId="1">
+  <w:num w16cid:durableId="994919288" w:numId="1">
     <w:abstractNumId w:val="0"/>
   </w:num>
   <w:num w:numId="1000">
@@ -10580,7 +10694,7 @@
         <w:rFonts w:asciiTheme="minorHAnsi" w:cstheme="minorBidi" w:eastAsiaTheme="minorEastAsia" w:hAnsiTheme="minorHAnsi"/>
         <w:sz w:val="24"/>
         <w:szCs w:val="24"/>
-        <w:lang w:bidi="ar-SA" w:eastAsia="en-US" w:val="en-US"/>
+        <w:lang w:bidi="ar-SA" w:eastAsia="zh-CN" w:val="en-US"/>
       </w:rPr>
     </w:rPrDefault>
     <w:pPrDefault>
@@ -10844,16 +10958,17 @@
     <w:link w:val="Heading1Char"/>
     <w:uiPriority w:val="9"/>
     <w:qFormat/>
-    <w:rsid w:val="00A10FD9"/>
     <w:pPr>
       <w:keepNext/>
       <w:keepLines/>
+      <w:tabs>
+        <w:tab w:pos="360" w:val="left"/>
+      </w:tabs>
       <w:spacing w:after="80" w:before="360"/>
       <w:outlineLvl w:val="0"/>
     </w:pPr>
     <w:rPr>
       <w:rFonts w:asciiTheme="majorHAnsi" w:cstheme="majorBidi" w:eastAsiaTheme="majorEastAsia" w:hAnsiTheme="majorHAnsi"/>
-      <w:color w:themeColor="accent1" w:themeShade="BF" w:val="0F4761"/>
       <w:sz w:val="40"/>
       <w:szCs w:val="40"/>
     </w:rPr>
@@ -10867,16 +10982,17 @@
     <w:semiHidden/>
     <w:unhideWhenUsed/>
     <w:qFormat/>
-    <w:rsid w:val="00A10FD9"/>
     <w:pPr>
       <w:keepNext/>
       <w:keepLines/>
+      <w:tabs>
+        <w:tab w:pos="540" w:val="left"/>
+      </w:tabs>
       <w:spacing w:after="80" w:before="160"/>
       <w:outlineLvl w:val="1"/>
     </w:pPr>
     <w:rPr>
       <w:rFonts w:asciiTheme="majorHAnsi" w:cstheme="majorBidi" w:eastAsiaTheme="majorEastAsia" w:hAnsiTheme="majorHAnsi"/>
-      <w:color w:themeColor="accent1" w:themeShade="BF" w:val="0F4761"/>
       <w:sz w:val="32"/>
       <w:szCs w:val="32"/>
     </w:rPr>
@@ -10890,16 +11006,17 @@
     <w:semiHidden/>
     <w:unhideWhenUsed/>
     <w:qFormat/>
-    <w:rsid w:val="00A10FD9"/>
     <w:pPr>
       <w:keepNext/>
       <w:keepLines/>
+      <w:tabs>
+        <w:tab w:pos="480" w:val="left"/>
+      </w:tabs>
       <w:spacing w:after="80" w:before="160"/>
       <w:outlineLvl w:val="2"/>
     </w:pPr>
     <w:rPr>
       <w:rFonts w:cstheme="majorBidi" w:eastAsiaTheme="majorEastAsia"/>
-      <w:color w:themeColor="accent1" w:themeShade="BF" w:val="0F4761"/>
       <w:sz w:val="28"/>
       <w:szCs w:val="28"/>
     </w:rPr>
@@ -10913,10 +11030,12 @@
     <w:semiHidden/>
     <w:unhideWhenUsed/>
     <w:qFormat/>
-    <w:rsid w:val="00A10FD9"/>
     <w:pPr>
       <w:keepNext/>
       <w:keepLines/>
+      <w:tabs>
+        <w:tab w:pos="800" w:val="left"/>
+      </w:tabs>
       <w:spacing w:after="40" w:before="80"/>
       <w:outlineLvl w:val="3"/>
     </w:pPr>
@@ -10924,7 +11043,6 @@
       <w:rFonts w:cstheme="majorBidi" w:eastAsiaTheme="majorEastAsia"/>
       <w:i/>
       <w:iCs/>
-      <w:color w:themeColor="accent1" w:themeShade="BF" w:val="0F4761"/>
     </w:rPr>
   </w:style>
   <w:style w:styleId="Heading5" w:type="paragraph">
@@ -10936,7 +11054,6 @@
     <w:semiHidden/>
     <w:unhideWhenUsed/>
     <w:qFormat/>
-    <w:rsid w:val="00A10FD9"/>
     <w:pPr>
       <w:keepNext/>
       <w:keepLines/>
@@ -10945,7 +11062,6 @@
     </w:pPr>
     <w:rPr>
       <w:rFonts w:cstheme="majorBidi" w:eastAsiaTheme="majorEastAsia"/>
-      <w:color w:themeColor="accent1" w:themeShade="BF" w:val="0F4761"/>
     </w:rPr>
   </w:style>
   <w:style w:styleId="Heading6" w:type="paragraph">
@@ -10957,7 +11073,6 @@
     <w:semiHidden/>
     <w:unhideWhenUsed/>
     <w:qFormat/>
-    <w:rsid w:val="00A10FD9"/>
     <w:pPr>
       <w:keepNext/>
       <w:keepLines/>
@@ -10968,7 +11083,6 @@
       <w:rFonts w:cstheme="majorBidi" w:eastAsiaTheme="majorEastAsia"/>
       <w:i/>
       <w:iCs/>
-      <w:color w:themeColor="text1" w:themeTint="A6" w:val="595959"/>
     </w:rPr>
   </w:style>
   <w:style w:styleId="Heading7" w:type="paragraph">
@@ -10980,7 +11094,6 @@
     <w:semiHidden/>
     <w:unhideWhenUsed/>
     <w:qFormat/>
-    <w:rsid w:val="00A10FD9"/>
     <w:pPr>
       <w:keepNext/>
       <w:keepLines/>
@@ -10989,7 +11102,6 @@
     </w:pPr>
     <w:rPr>
       <w:rFonts w:cstheme="majorBidi" w:eastAsiaTheme="majorEastAsia"/>
-      <w:color w:themeColor="text1" w:themeTint="A6" w:val="595959"/>
     </w:rPr>
   </w:style>
   <w:style w:styleId="Heading8" w:type="paragraph">
@@ -11001,7 +11113,6 @@
     <w:semiHidden/>
     <w:unhideWhenUsed/>
     <w:qFormat/>
-    <w:rsid w:val="00A10FD9"/>
     <w:pPr>
       <w:keepNext/>
       <w:keepLines/>
@@ -11012,7 +11123,6 @@
       <w:rFonts w:cstheme="majorBidi" w:eastAsiaTheme="majorEastAsia"/>
       <w:i/>
       <w:iCs/>
-      <w:color w:themeColor="text1" w:themeTint="D8" w:val="272727"/>
     </w:rPr>
   </w:style>
   <w:style w:styleId="Heading9" w:type="paragraph">
@@ -11024,7 +11134,6 @@
     <w:semiHidden/>
     <w:unhideWhenUsed/>
     <w:qFormat/>
-    <w:rsid w:val="00A10FD9"/>
     <w:pPr>
       <w:keepNext/>
       <w:keepLines/>
@@ -11033,7 +11142,6 @@
     </w:pPr>
     <w:rPr>
       <w:rFonts w:cstheme="majorBidi" w:eastAsiaTheme="majorEastAsia"/>
-      <w:color w:themeColor="text1" w:themeTint="D8" w:val="272727"/>
     </w:rPr>
   </w:style>
   <w:style w:default="1" w:styleId="DefaultParagraphFont" w:type="character">
@@ -11092,7 +11200,6 @@
     <w:link w:val="TitleChar"/>
     <w:uiPriority w:val="10"/>
     <w:qFormat/>
-    <w:rsid w:val="00A10FD9"/>
     <w:pPr>
       <w:spacing w:after="80"/>
       <w:contextualSpacing/>
@@ -11100,9 +11207,8 @@
     </w:pPr>
     <w:rPr>
       <w:rFonts w:asciiTheme="majorHAnsi" w:cstheme="majorBidi" w:eastAsiaTheme="majorEastAsia" w:hAnsiTheme="majorHAnsi"/>
-      <w:spacing w:val="-10"/>
-      <w:kern w:val="28"/>
-      <w:sz w:val="56"/>
+      <w:b/>
+      <w:sz w:val="40"/>
       <w:szCs w:val="56"/>
     </w:rPr>
   </w:style>
@@ -11111,12 +11217,10 @@
     <w:basedOn w:val="DefaultParagraphFont"/>
     <w:link w:val="Title"/>
     <w:uiPriority w:val="10"/>
-    <w:rsid w:val="00A10FD9"/>
     <w:rPr>
       <w:rFonts w:asciiTheme="majorHAnsi" w:cstheme="majorBidi" w:eastAsiaTheme="majorEastAsia" w:hAnsiTheme="majorHAnsi"/>
-      <w:spacing w:val="-10"/>
-      <w:kern w:val="28"/>
-      <w:sz w:val="56"/>
+      <w:b/>
+      <w:sz w:val="40"/>
       <w:szCs w:val="56"/>
     </w:rPr>
   </w:style>
@@ -11127,13 +11231,13 @@
     <w:link w:val="SubtitleChar"/>
     <w:uiPriority w:val="11"/>
     <w:qFormat/>
-    <w:rsid w:val="00A10FD9"/>
     <w:pPr>
       <w:numPr>
         <w:ilvl w:val="1"/>
       </w:numPr>
     </w:pPr>
     <w:rPr>
+      <w:b w:val="0"/>
       <w:spacing w:val="15"/>
       <w:sz w:val="28"/>
       <w:szCs w:val="28"/>
@@ -11144,10 +11248,8 @@
     <w:basedOn w:val="DefaultParagraphFont"/>
     <w:link w:val="Subtitle"/>
     <w:uiPriority w:val="11"/>
-    <w:rsid w:val="00A10FD9"/>
     <w:rPr>
-      <w:rFonts w:cstheme="majorBidi" w:eastAsiaTheme="majorEastAsia"/>
-      <w:color w:themeColor="text1" w:themeTint="A6" w:val="595959"/>
+      <w:rFonts w:asciiTheme="majorHAnsi" w:cstheme="majorBidi" w:eastAsiaTheme="majorEastAsia" w:hAnsiTheme="majorHAnsi"/>
       <w:spacing w:val="15"/>
       <w:sz w:val="28"/>
       <w:szCs w:val="28"/>
@@ -11155,23 +11257,33 @@
   </w:style>
   <w:style w:customStyle="1" w:styleId="Author" w:type="paragraph">
     <w:name w:val="Author"/>
+    <w:basedOn w:val="Title"/>
     <w:next w:val="BodyText"/>
     <w:qFormat/>
     <w:pPr>
       <w:keepNext/>
       <w:keepLines/>
-      <w:jc w:val="center"/>
     </w:pPr>
+    <w:rPr>
+      <w:b w:val="0"/>
+      <w:sz w:val="24"/>
+      <w:szCs w:val="24"/>
+    </w:rPr>
   </w:style>
   <w:style w:styleId="Date" w:type="paragraph">
     <w:name w:val="Date"/>
+    <w:basedOn w:val="Title"/>
     <w:next w:val="BodyText"/>
     <w:qFormat/>
     <w:pPr>
       <w:keepNext/>
       <w:keepLines/>
-      <w:jc w:val="center"/>
     </w:pPr>
+    <w:rPr>
+      <w:b w:val="0"/>
+      <w:sz w:val="24"/>
+      <w:szCs w:val="24"/>
+    </w:rPr>
   </w:style>
   <w:style w:customStyle="1" w:styleId="AbstractTitle" w:type="paragraph">
     <w:name w:val="Abstract Title"/>
@@ -11186,8 +11298,6 @@
     </w:pPr>
     <w:rPr>
       <w:b/>
-      <w:sz w:val="20"/>
-      <w:szCs w:val="20"/>
     </w:rPr>
   </w:style>
   <w:style w:customStyle="1" w:styleId="Abstract" w:type="paragraph">
@@ -11200,10 +11310,6 @@
       <w:keepLines/>
       <w:spacing w:after="300" w:before="100"/>
     </w:pPr>
-    <w:rPr>
-      <w:sz w:val="20"/>
-      <w:szCs w:val="20"/>
-    </w:rPr>
   </w:style>
   <w:style w:styleId="Bibliography" w:type="paragraph">
     <w:name w:val="Bibliography"/>
@@ -11215,10 +11321,8 @@
     <w:basedOn w:val="DefaultParagraphFont"/>
     <w:link w:val="Heading1"/>
     <w:uiPriority w:val="9"/>
-    <w:rsid w:val="00A10FD9"/>
     <w:rPr>
       <w:rFonts w:asciiTheme="majorHAnsi" w:cstheme="majorBidi" w:eastAsiaTheme="majorEastAsia" w:hAnsiTheme="majorHAnsi"/>
-      <w:color w:themeColor="accent1" w:themeShade="BF" w:val="0F4761"/>
       <w:sz w:val="40"/>
       <w:szCs w:val="40"/>
     </w:rPr>
@@ -11229,10 +11333,8 @@
     <w:link w:val="Heading2"/>
     <w:uiPriority w:val="9"/>
     <w:semiHidden/>
-    <w:rsid w:val="00A10FD9"/>
     <w:rPr>
       <w:rFonts w:asciiTheme="majorHAnsi" w:cstheme="majorBidi" w:eastAsiaTheme="majorEastAsia" w:hAnsiTheme="majorHAnsi"/>
-      <w:color w:themeColor="accent1" w:themeShade="BF" w:val="0F4761"/>
       <w:sz w:val="32"/>
       <w:szCs w:val="32"/>
     </w:rPr>
@@ -11243,10 +11345,8 @@
     <w:link w:val="Heading3"/>
     <w:uiPriority w:val="9"/>
     <w:semiHidden/>
-    <w:rsid w:val="00A10FD9"/>
     <w:rPr>
       <w:rFonts w:cstheme="majorBidi" w:eastAsiaTheme="majorEastAsia"/>
-      <w:color w:themeColor="accent1" w:themeShade="BF" w:val="0F4761"/>
       <w:sz w:val="28"/>
       <w:szCs w:val="28"/>
     </w:rPr>
@@ -11257,12 +11357,10 @@
     <w:link w:val="Heading4"/>
     <w:uiPriority w:val="9"/>
     <w:semiHidden/>
-    <w:rsid w:val="00A10FD9"/>
     <w:rPr>
       <w:rFonts w:cstheme="majorBidi" w:eastAsiaTheme="majorEastAsia"/>
       <w:i/>
       <w:iCs/>
-      <w:color w:themeColor="accent1" w:themeShade="BF" w:val="0F4761"/>
     </w:rPr>
   </w:style>
   <w:style w:customStyle="1" w:styleId="Heading5Char" w:type="character">
@@ -11271,10 +11369,8 @@
     <w:link w:val="Heading5"/>
     <w:uiPriority w:val="9"/>
     <w:semiHidden/>
-    <w:rsid w:val="00A10FD9"/>
     <w:rPr>
       <w:rFonts w:cstheme="majorBidi" w:eastAsiaTheme="majorEastAsia"/>
-      <w:color w:themeColor="accent1" w:themeShade="BF" w:val="0F4761"/>
     </w:rPr>
   </w:style>
   <w:style w:customStyle="1" w:styleId="Heading6Char" w:type="character">
@@ -11283,12 +11379,10 @@
     <w:link w:val="Heading6"/>
     <w:uiPriority w:val="9"/>
     <w:semiHidden/>
-    <w:rsid w:val="00A10FD9"/>
     <w:rPr>
       <w:rFonts w:cstheme="majorBidi" w:eastAsiaTheme="majorEastAsia"/>
       <w:i/>
       <w:iCs/>
-      <w:color w:themeColor="text1" w:themeTint="A6" w:val="595959"/>
     </w:rPr>
   </w:style>
   <w:style w:customStyle="1" w:styleId="Heading7Char" w:type="character">
@@ -11297,10 +11391,8 @@
     <w:link w:val="Heading7"/>
     <w:uiPriority w:val="9"/>
     <w:semiHidden/>
-    <w:rsid w:val="00A10FD9"/>
     <w:rPr>
       <w:rFonts w:cstheme="majorBidi" w:eastAsiaTheme="majorEastAsia"/>
-      <w:color w:themeColor="text1" w:themeTint="A6" w:val="595959"/>
     </w:rPr>
   </w:style>
   <w:style w:customStyle="1" w:styleId="Heading8Char" w:type="character">
@@ -11309,12 +11401,10 @@
     <w:link w:val="Heading8"/>
     <w:uiPriority w:val="9"/>
     <w:semiHidden/>
-    <w:rsid w:val="00A10FD9"/>
     <w:rPr>
       <w:rFonts w:cstheme="majorBidi" w:eastAsiaTheme="majorEastAsia"/>
       <w:i/>
       <w:iCs/>
-      <w:color w:themeColor="text1" w:themeTint="D8" w:val="272727"/>
     </w:rPr>
   </w:style>
   <w:style w:customStyle="1" w:styleId="Heading9Char" w:type="character">
@@ -11323,10 +11413,8 @@
     <w:link w:val="Heading9"/>
     <w:uiPriority w:val="9"/>
     <w:semiHidden/>
-    <w:rsid w:val="00A10FD9"/>
     <w:rPr>
       <w:rFonts w:cstheme="majorBidi" w:eastAsiaTheme="majorEastAsia"/>
-      <w:color w:themeColor="text1" w:themeTint="D8" w:val="272727"/>
     </w:rPr>
   </w:style>
   <w:style w:styleId="BlockText" w:type="paragraph">
@@ -11347,6 +11435,9 @@
     <w:uiPriority w:val="9"/>
     <w:unhideWhenUsed/>
     <w:qFormat/>
+    <w:rPr>
+      <w:sz w:val="21"/>
+    </w:rPr>
   </w:style>
   <w:style w:customStyle="1" w:styleId="FootnoteBlockText" w:type="paragraph">
     <w:name w:val="Footnote Block Text"/>
@@ -11366,7 +11457,12 @@
     <w:unhideWhenUsed/>
     <w:qFormat/>
     <w:tblPr>
+      <w:jc w:val="center"/>
       <w:tblInd w:type="dxa" w:w="0"/>
+      <w:tblBorders>
+        <w:top w:color="auto" w:space="0" w:sz="4" w:val="single"/>
+        <w:bottom w:color="auto" w:space="0" w:sz="4" w:val="single"/>
+      </w:tblBorders>
       <w:tblCellMar>
         <w:top w:type="dxa" w:w="0"/>
         <w:left w:type="dxa" w:w="108"/>
@@ -11374,13 +11470,14 @@
         <w:right w:type="dxa" w:w="108"/>
       </w:tblCellMar>
     </w:tblPr>
+    <w:trPr>
+      <w:jc w:val="center"/>
+    </w:trPr>
     <w:tblStylePr w:type="firstRow">
-      <w:tblPr>
-        <w:jc w:val="left"/>
-      </w:tblPr>
-      <w:trPr>
-        <w:jc w:val="left"/>
-      </w:trPr>
+      <w:pPr>
+        <w:jc w:val="center"/>
+      </w:pPr>
+      <w:tblPr/>
       <w:tcPr>
         <w:tcBorders>
           <w:bottom w:color="auto" w:space="0" w:sz="0" w:val="single"/>
@@ -11388,6 +11485,31 @@
         <w:vAlign w:val="bottom"/>
       </w:tcPr>
     </w:tblStylePr>
+  </w:style>
+  <w:style w:customStyle="1" w:styleId="FigureTable" w:type="table">
+    <w:name w:val="FigureTable"/>
+    <w:basedOn w:val="TableNormal"/>
+    <w:semiHidden/>
+    <w:unhideWhenUsed/>
+    <w:qFormat/>
+    <w:tblPr>
+      <w:jc w:val="center"/>
+      <w:tblBorders>
+        <w:top w:val="nil"/>
+        <w:left w:val="nil"/>
+        <w:bottom w:val="nil"/>
+        <w:right w:val="nil"/>
+        <w:insideH w:val="nil"/>
+        <w:insideV w:val="nil"/>
+      </w:tblBorders>
+      <w:tblCellMar>
+        <w:left w:type="dxa" w:w="0"/>
+        <w:right w:type="dxa" w:w="0"/>
+      </w:tblCellMar>
+    </w:tblPr>
+    <w:trPr>
+      <w:jc w:val="center"/>
+    </w:trPr>
   </w:style>
   <w:style w:customStyle="1" w:styleId="DefinitionTerm" w:type="paragraph">
     <w:name w:val="Definition Term"/>
@@ -11482,17 +11604,13 @@
       <w:outlineLvl w:val="9"/>
     </w:pPr>
   </w:style>
-  <w:style w:customStyle="1" w:styleId="RightAlign" w:type="paragraph">
-    <w:name w:val="Right Align"/>
+  <w:style w:type="paragraph" w:customStyle="1" w:styleId="CenterAlign">
+    <w:name w:val="Center Align"/>
     <w:basedOn w:val="BodyText"/>
     <w:qFormat/>
-    <w:rsid w:val="002A46AA"/>
-    <w:pPr>
-      <w:jc w:val="right"/>
-    </w:pPr>
   </w:style>
-  <w:style w:type="paragraph" w:customStyle="1" w:styleId="CenterAlign">
-    <w:name w:val="Center Align"/>
+  <w:style w:type="paragraph" w:customStyle="1" w:styleId="RightAlign">
+    <w:name w:val="Right Align"/>
     <w:basedOn w:val="BodyText"/>
     <w:qFormat/>
   </w:style>
@@ -11804,7 +11922,7 @@
     </a:clrScheme>
     <a:fontScheme name="Office">
       <a:majorFont>
-        <a:latin typeface="Times New Roman" panose="02020603050405020304"/>
+        <a:latin typeface="Times New Roman" panose="02110004020202020204"/>
         <a:ea typeface=""/>
         <a:cs typeface=""/>
         <a:font script="Jpan" typeface="游ゴシック Light"/>
@@ -11856,7 +11974,7 @@
         <a:font script="Tfng" typeface="Ebrima"/>
       </a:majorFont>
       <a:minorFont>
-        <a:latin typeface="Times New Roman" panose="02020603050405020304"/>
+        <a:latin typeface="Times New Roman" panose="02110004020202020204"/>
         <a:ea typeface=""/>
         <a:cs typeface=""/>
         <a:font script="Jpan" typeface="游明朝"/>

--- a/index.docx
+++ b/index.docx
@@ -60,7 +60,7 @@
         <w:rPr>
           <w:rFonts w:hint="eastAsia"/>
         </w:rPr>
-        <w:t xml:space="preserve">2026年3月31日</w:t>
+        <w:t xml:space="preserve">2026年4月13日</w:t>
       </w:r>
     </w:p>
     <w:sdt>
@@ -4312,7 +4312,7 @@
         <w:rPr>
           <w:rFonts w:hint="eastAsia"/>
         </w:rPr>
-        <w:t xml:space="preserve">2026年3月31日</w:t>
+        <w:t xml:space="preserve">2026年4月13日</w:t>
       </w:r>
     </w:p>
     <w:p>
